--- a/3. Model Development Phase/Model Selection Report by SWTID1749709268.docx
+++ b/3. Model Development Phase/Model Selection Report by SWTID1749709268.docx
@@ -980,7 +980,25 @@
                 <w:sz w:val="24"/>
                 <w:szCs w:val="24"/>
               </w:rPr>
-              <w:t>Accuracy score= 99%</w:t>
+              <w:t>Accuracy score= 9</w:t>
+            </w:r>
+            <w:r>
+              <w:rPr>
+                <w:rFonts w:ascii="Times New Roman" w:eastAsia="Times New Roman" w:hAnsi="Times New Roman" w:cs="Times New Roman"/>
+                <w:color w:val="0D0D0D"/>
+                <w:sz w:val="24"/>
+                <w:szCs w:val="24"/>
+              </w:rPr>
+              <w:t>8</w:t>
+            </w:r>
+            <w:r>
+              <w:rPr>
+                <w:rFonts w:ascii="Times New Roman" w:eastAsia="Times New Roman" w:hAnsi="Times New Roman" w:cs="Times New Roman"/>
+                <w:color w:val="0D0D0D"/>
+                <w:sz w:val="24"/>
+                <w:szCs w:val="24"/>
+              </w:rPr>
+              <w:t>%</w:t>
             </w:r>
           </w:p>
         </w:tc>
